--- a/Thesis Report Outline.docx
+++ b/Thesis Report Outline.docx
@@ -210,13 +210,8 @@
         </w:numPr>
       </w:pPr>
       <w:r>
-        <w:t xml:space="preserve">Outline of test </w:t>
-      </w:r>
-      <w:proofErr w:type="gramStart"/>
-      <w:r>
-        <w:t>environment(</w:t>
-      </w:r>
-      <w:proofErr w:type="gramEnd"/>
+        <w:t>Outline of test environment(</w:t>
+      </w:r>
       <w:r>
         <w:t>excel and results)</w:t>
       </w:r>
